--- a/отчет по ступенчатому НТ.docx
+++ b/отчет по ступенчатому НТ.docx
@@ -410,7 +410,35 @@
           <w:lang w:val="ru-RU"/>
         </w:rPr>
         <w:lastRenderedPageBreak/>
-        <w:t>Память (ОЗУ): наблюдался постепенный рост с 31.4 мб до 32.4 мб в течение всего теста – в пределах нормы.</w:t>
+        <w:t xml:space="preserve">Память (ОЗУ): наблюдался постепенный рост с 31.4 </w:t>
+      </w:r>
+      <w:proofErr w:type="spellStart"/>
+      <w:r>
+        <w:rPr>
+          <w:lang w:val="ru-RU"/>
+        </w:rPr>
+        <w:t>мб</w:t>
+      </w:r>
+      <w:proofErr w:type="spellEnd"/>
+      <w:r>
+        <w:rPr>
+          <w:lang w:val="ru-RU"/>
+        </w:rPr>
+        <w:t xml:space="preserve"> до 32.4 </w:t>
+      </w:r>
+      <w:proofErr w:type="spellStart"/>
+      <w:r>
+        <w:rPr>
+          <w:lang w:val="ru-RU"/>
+        </w:rPr>
+        <w:t>мб</w:t>
+      </w:r>
+      <w:proofErr w:type="spellEnd"/>
+      <w:r>
+        <w:rPr>
+          <w:lang w:val="ru-RU"/>
+        </w:rPr>
+        <w:t xml:space="preserve"> в течение всего теста – в пределах нормы.</w:t>
       </w:r>
     </w:p>
     <w:p>
@@ -444,7 +472,21 @@
         <w:rPr>
           <w:lang w:val="ru-RU"/>
         </w:rPr>
-        <w:t xml:space="preserve">а 95% персентиль </w:t>
+        <w:t xml:space="preserve">а 95% </w:t>
+      </w:r>
+      <w:proofErr w:type="spellStart"/>
+      <w:r>
+        <w:rPr>
+          <w:lang w:val="ru-RU"/>
+        </w:rPr>
+        <w:t>персентиль</w:t>
+      </w:r>
+      <w:proofErr w:type="spellEnd"/>
+      <w:r>
+        <w:rPr>
+          <w:lang w:val="ru-RU"/>
+        </w:rPr>
+        <w:t xml:space="preserve"> </w:t>
       </w:r>
       <w:r>
         <w:rPr>
@@ -617,14 +659,34 @@
                 <w:color w:val="000000" w:themeColor="text1"/>
               </w:rPr>
             </w:pPr>
+            <w:proofErr w:type="spellStart"/>
             <w:r>
               <w:rPr>
                 <w:b/>
                 <w:bCs/>
                 <w:color w:val="000000" w:themeColor="text1"/>
               </w:rPr>
-              <w:t>Параметр теста</w:t>
-            </w:r>
+              <w:t>Параметр</w:t>
+            </w:r>
+            <w:proofErr w:type="spellEnd"/>
+            <w:r>
+              <w:rPr>
+                <w:b/>
+                <w:bCs/>
+                <w:color w:val="000000" w:themeColor="text1"/>
+              </w:rPr>
+              <w:t xml:space="preserve"> </w:t>
+            </w:r>
+            <w:proofErr w:type="spellStart"/>
+            <w:r>
+              <w:rPr>
+                <w:b/>
+                <w:bCs/>
+                <w:color w:val="000000" w:themeColor="text1"/>
+              </w:rPr>
+              <w:t>теста</w:t>
+            </w:r>
+            <w:proofErr w:type="spellEnd"/>
           </w:p>
         </w:tc>
         <w:tc>
@@ -643,6 +705,7 @@
                 <w:color w:val="000000" w:themeColor="text1"/>
               </w:rPr>
             </w:pPr>
+            <w:proofErr w:type="spellStart"/>
             <w:r>
               <w:rPr>
                 <w:b/>
@@ -651,6 +714,7 @@
               </w:rPr>
               <w:t>Значение</w:t>
             </w:r>
+            <w:proofErr w:type="spellEnd"/>
           </w:p>
         </w:tc>
       </w:tr>
@@ -676,8 +740,16 @@
               <w:rPr>
                 <w:color w:val="000000" w:themeColor="text1"/>
               </w:rPr>
-              <w:t>Ramp-up период</w:t>
-            </w:r>
+              <w:t xml:space="preserve">Ramp-up </w:t>
+            </w:r>
+            <w:proofErr w:type="spellStart"/>
+            <w:r>
+              <w:rPr>
+                <w:color w:val="000000" w:themeColor="text1"/>
+              </w:rPr>
+              <w:t>период</w:t>
+            </w:r>
+            <w:proofErr w:type="spellEnd"/>
           </w:p>
         </w:tc>
         <w:tc>
@@ -733,8 +805,16 @@
               <w:rPr>
                 <w:color w:val="000000" w:themeColor="text1"/>
               </w:rPr>
-              <w:t xml:space="preserve"> секунд</w:t>
-            </w:r>
+              <w:t xml:space="preserve"> </w:t>
+            </w:r>
+            <w:proofErr w:type="spellStart"/>
+            <w:r>
+              <w:rPr>
+                <w:color w:val="000000" w:themeColor="text1"/>
+              </w:rPr>
+              <w:t>секунд</w:t>
+            </w:r>
+            <w:proofErr w:type="spellEnd"/>
           </w:p>
         </w:tc>
       </w:tr>
@@ -756,12 +836,28 @@
                 <w:color w:val="000000" w:themeColor="text1"/>
               </w:rPr>
             </w:pPr>
-            <w:r>
-              <w:rPr>
-                <w:color w:val="000000" w:themeColor="text1"/>
-              </w:rPr>
-              <w:t>Длительность теста</w:t>
-            </w:r>
+            <w:proofErr w:type="spellStart"/>
+            <w:r>
+              <w:rPr>
+                <w:color w:val="000000" w:themeColor="text1"/>
+              </w:rPr>
+              <w:t>Длительность</w:t>
+            </w:r>
+            <w:proofErr w:type="spellEnd"/>
+            <w:r>
+              <w:rPr>
+                <w:color w:val="000000" w:themeColor="text1"/>
+              </w:rPr>
+              <w:t xml:space="preserve"> </w:t>
+            </w:r>
+            <w:proofErr w:type="spellStart"/>
+            <w:r>
+              <w:rPr>
+                <w:color w:val="000000" w:themeColor="text1"/>
+              </w:rPr>
+              <w:t>теста</w:t>
+            </w:r>
+            <w:proofErr w:type="spellEnd"/>
           </w:p>
         </w:tc>
         <w:tc>
@@ -789,8 +885,16 @@
               <w:rPr>
                 <w:color w:val="000000" w:themeColor="text1"/>
               </w:rPr>
-              <w:t xml:space="preserve"> минут</w:t>
-            </w:r>
+              <w:t xml:space="preserve"> </w:t>
+            </w:r>
+            <w:proofErr w:type="spellStart"/>
+            <w:r>
+              <w:rPr>
+                <w:color w:val="000000" w:themeColor="text1"/>
+              </w:rPr>
+              <w:t>минут</w:t>
+            </w:r>
+            <w:proofErr w:type="spellEnd"/>
           </w:p>
         </w:tc>
       </w:tr>
@@ -816,8 +920,16 @@
               <w:rPr>
                 <w:color w:val="000000" w:themeColor="text1"/>
               </w:rPr>
-              <w:t>JMeter скрипт</w:t>
-            </w:r>
+              <w:t xml:space="preserve">JMeter </w:t>
+            </w:r>
+            <w:proofErr w:type="spellStart"/>
+            <w:r>
+              <w:rPr>
+                <w:color w:val="000000" w:themeColor="text1"/>
+              </w:rPr>
+              <w:t>скрипт</w:t>
+            </w:r>
+            <w:proofErr w:type="spellEnd"/>
           </w:p>
         </w:tc>
         <w:tc>
@@ -838,8 +950,16 @@
               <w:rPr>
                 <w:color w:val="000000" w:themeColor="text1"/>
               </w:rPr>
-              <w:t>Test Plan.jmx</w:t>
-            </w:r>
+              <w:t xml:space="preserve">Test </w:t>
+            </w:r>
+            <w:proofErr w:type="spellStart"/>
+            <w:r>
+              <w:rPr>
+                <w:color w:val="000000" w:themeColor="text1"/>
+              </w:rPr>
+              <w:t>Plan.jmx</w:t>
+            </w:r>
+            <w:proofErr w:type="spellEnd"/>
           </w:p>
         </w:tc>
       </w:tr>
@@ -861,12 +981,28 @@
                 <w:color w:val="000000" w:themeColor="text1"/>
               </w:rPr>
             </w:pPr>
-            <w:r>
-              <w:rPr>
-                <w:color w:val="000000" w:themeColor="text1"/>
-              </w:rPr>
-              <w:t>Метод запроса</w:t>
-            </w:r>
+            <w:proofErr w:type="spellStart"/>
+            <w:r>
+              <w:rPr>
+                <w:color w:val="000000" w:themeColor="text1"/>
+              </w:rPr>
+              <w:t>Метод</w:t>
+            </w:r>
+            <w:proofErr w:type="spellEnd"/>
+            <w:r>
+              <w:rPr>
+                <w:color w:val="000000" w:themeColor="text1"/>
+              </w:rPr>
+              <w:t xml:space="preserve"> </w:t>
+            </w:r>
+            <w:proofErr w:type="spellStart"/>
+            <w:r>
+              <w:rPr>
+                <w:color w:val="000000" w:themeColor="text1"/>
+              </w:rPr>
+              <w:t>запроса</w:t>
+            </w:r>
+            <w:proofErr w:type="spellEnd"/>
           </w:p>
         </w:tc>
         <w:tc>
@@ -916,12 +1052,28 @@
                 <w:color w:val="000000" w:themeColor="text1"/>
               </w:rPr>
             </w:pPr>
-            <w:r>
-              <w:rPr>
-                <w:color w:val="000000" w:themeColor="text1"/>
-              </w:rPr>
-              <w:t>Количество запросов</w:t>
-            </w:r>
+            <w:proofErr w:type="spellStart"/>
+            <w:r>
+              <w:rPr>
+                <w:color w:val="000000" w:themeColor="text1"/>
+              </w:rPr>
+              <w:t>Количество</w:t>
+            </w:r>
+            <w:proofErr w:type="spellEnd"/>
+            <w:r>
+              <w:rPr>
+                <w:color w:val="000000" w:themeColor="text1"/>
+              </w:rPr>
+              <w:t xml:space="preserve"> </w:t>
+            </w:r>
+            <w:proofErr w:type="spellStart"/>
+            <w:r>
+              <w:rPr>
+                <w:color w:val="000000" w:themeColor="text1"/>
+              </w:rPr>
+              <w:t>запросов</w:t>
+            </w:r>
+            <w:proofErr w:type="spellEnd"/>
           </w:p>
         </w:tc>
         <w:tc>
@@ -950,8 +1102,30 @@
               <w:rPr>
                 <w:color w:val="000000" w:themeColor="text1"/>
               </w:rPr>
-              <w:t xml:space="preserve"> запросов в секунду</w:t>
-            </w:r>
+              <w:t xml:space="preserve"> </w:t>
+            </w:r>
+            <w:proofErr w:type="spellStart"/>
+            <w:r>
+              <w:rPr>
+                <w:color w:val="000000" w:themeColor="text1"/>
+              </w:rPr>
+              <w:t>запросов</w:t>
+            </w:r>
+            <w:proofErr w:type="spellEnd"/>
+            <w:r>
+              <w:rPr>
+                <w:color w:val="000000" w:themeColor="text1"/>
+              </w:rPr>
+              <w:t xml:space="preserve"> в </w:t>
+            </w:r>
+            <w:proofErr w:type="spellStart"/>
+            <w:r>
+              <w:rPr>
+                <w:color w:val="000000" w:themeColor="text1"/>
+              </w:rPr>
+              <w:t>секунду</w:t>
+            </w:r>
+            <w:proofErr w:type="spellEnd"/>
           </w:p>
         </w:tc>
       </w:tr>
@@ -976,8 +1150,30 @@
               <w:rPr>
                 <w:color w:val="000000" w:themeColor="text1"/>
               </w:rPr>
-              <w:t>CSV-файл с данными</w:t>
-            </w:r>
+              <w:t>CSV-</w:t>
+            </w:r>
+            <w:proofErr w:type="spellStart"/>
+            <w:r>
+              <w:rPr>
+                <w:color w:val="000000" w:themeColor="text1"/>
+              </w:rPr>
+              <w:t>файл</w:t>
+            </w:r>
+            <w:proofErr w:type="spellEnd"/>
+            <w:r>
+              <w:rPr>
+                <w:color w:val="000000" w:themeColor="text1"/>
+              </w:rPr>
+              <w:t xml:space="preserve"> с </w:t>
+            </w:r>
+            <w:proofErr w:type="spellStart"/>
+            <w:r>
+              <w:rPr>
+                <w:color w:val="000000" w:themeColor="text1"/>
+              </w:rPr>
+              <w:t>данными</w:t>
+            </w:r>
+            <w:proofErr w:type="spellEnd"/>
           </w:p>
         </w:tc>
         <w:tc>
@@ -1157,6 +1353,1656 @@
         </w:rPr>
         <w:t xml:space="preserve"> для визуализации метрик.</w:t>
       </w:r>
+    </w:p>
+    <w:p>
+      <w:pPr>
+        <w:spacing w:line="360" w:lineRule="auto"/>
+        <w:ind w:left="360"/>
+        <w:rPr>
+          <w:lang w:val="ru-RU"/>
+        </w:rPr>
+      </w:pPr>
+      <w:r>
+        <w:rPr>
+          <w:lang w:val="ru-RU"/>
+        </w:rPr>
+        <w:t>Ссылки на мониторинг:</w:t>
+      </w:r>
+    </w:p>
+    <w:p>
+      <w:pPr>
+        <w:pStyle w:val="a7"/>
+        <w:numPr>
+          <w:ilvl w:val="0"/>
+          <w:numId w:val="5"/>
+        </w:numPr>
+        <w:spacing w:line="360" w:lineRule="auto"/>
+        <w:ind w:left="709"/>
+      </w:pPr>
+      <w:r>
+        <w:t xml:space="preserve">Apache JMeter: </w:t>
+      </w:r>
+      <w:hyperlink r:id="rId7" w:history="1">
+        <w:r>
+          <w:rPr>
+            <w:rStyle w:val="af0"/>
+          </w:rPr>
+          <w:t>https://github.com/VladikExce11ent/load-testing-flask-project/blob/main/Test%20Plan.jmx</w:t>
+        </w:r>
+      </w:hyperlink>
+    </w:p>
+    <w:p>
+      <w:pPr>
+        <w:pStyle w:val="a7"/>
+        <w:spacing w:line="360" w:lineRule="auto"/>
+        <w:ind w:left="709"/>
+        <w:rPr>
+          <w:lang w:val="ru-RU"/>
+        </w:rPr>
+      </w:pPr>
+    </w:p>
+    <w:p>
+      <w:pPr>
+        <w:pStyle w:val="a7"/>
+        <w:spacing w:line="360" w:lineRule="auto"/>
+        <w:ind w:left="709"/>
+        <w:rPr>
+          <w:lang w:val="ru-RU"/>
+        </w:rPr>
+      </w:pPr>
+    </w:p>
+    <w:p>
+      <w:pPr>
+        <w:pStyle w:val="a7"/>
+        <w:spacing w:line="360" w:lineRule="auto"/>
+        <w:ind w:left="709"/>
+        <w:rPr>
+          <w:lang w:val="ru-RU"/>
+        </w:rPr>
+      </w:pPr>
+    </w:p>
+    <w:p>
+      <w:pPr>
+        <w:pStyle w:val="a7"/>
+        <w:spacing w:line="360" w:lineRule="auto"/>
+        <w:ind w:left="709"/>
+      </w:pPr>
+    </w:p>
+    <w:p>
+      <w:pPr>
+        <w:spacing w:line="360" w:lineRule="auto"/>
+        <w:rPr>
+          <w:b/>
+          <w:bCs/>
+          <w:lang w:val="ru-RU"/>
+        </w:rPr>
+      </w:pPr>
+      <w:r>
+        <w:rPr>
+          <w:b/>
+          <w:bCs/>
+          <w:lang w:val="ru-RU"/>
+        </w:rPr>
+        <w:lastRenderedPageBreak/>
+        <w:t>6. Рейты и время</w:t>
+      </w:r>
+    </w:p>
+    <w:p>
+      <w:pPr>
+        <w:spacing w:line="360" w:lineRule="auto"/>
+        <w:rPr>
+          <w:lang w:val="ru-RU"/>
+        </w:rPr>
+      </w:pPr>
+      <w:r>
+        <w:rPr>
+          <w:noProof/>
+        </w:rPr>
+        <w:drawing>
+          <wp:inline distT="0" distB="0" distL="0" distR="0" wp14:anchorId="7E23BB9B" wp14:editId="534CE662">
+            <wp:extent cx="5943600" cy="1870710"/>
+            <wp:effectExtent l="0" t="0" r="0" b="0"/>
+            <wp:docPr id="181584813" name="Рисунок 1"/>
+            <wp:cNvGraphicFramePr>
+              <a:graphicFrameLocks xmlns:a="http://schemas.openxmlformats.org/drawingml/2006/main" noChangeAspect="1"/>
+            </wp:cNvGraphicFramePr>
+            <a:graphic xmlns:a="http://schemas.openxmlformats.org/drawingml/2006/main">
+              <a:graphicData uri="http://schemas.openxmlformats.org/drawingml/2006/picture">
+                <pic:pic xmlns:pic="http://schemas.openxmlformats.org/drawingml/2006/picture">
+                  <pic:nvPicPr>
+                    <pic:cNvPr id="181584813" name=""/>
+                    <pic:cNvPicPr/>
+                  </pic:nvPicPr>
+                  <pic:blipFill>
+                    <a:blip r:embed="rId8"/>
+                    <a:stretch>
+                      <a:fillRect/>
+                    </a:stretch>
+                  </pic:blipFill>
+                  <pic:spPr>
+                    <a:xfrm>
+                      <a:off x="0" y="0"/>
+                      <a:ext cx="5943600" cy="1870710"/>
+                    </a:xfrm>
+                    <a:prstGeom prst="rect">
+                      <a:avLst/>
+                    </a:prstGeom>
+                  </pic:spPr>
+                </pic:pic>
+              </a:graphicData>
+            </a:graphic>
+          </wp:inline>
+        </w:drawing>
+      </w:r>
+    </w:p>
+    <w:p>
+      <w:pPr>
+        <w:spacing w:line="360" w:lineRule="auto"/>
+        <w:rPr>
+          <w:lang w:val="ru-RU"/>
+        </w:rPr>
+      </w:pPr>
+      <w:r>
+        <w:rPr>
+          <w:lang w:val="ru-RU"/>
+        </w:rPr>
+        <w:t xml:space="preserve">Метрика </w:t>
+      </w:r>
+      <w:proofErr w:type="spellStart"/>
+      <w:r>
+        <w:rPr>
+          <w:lang w:val="ru-RU"/>
+        </w:rPr>
+        <w:t>rate</w:t>
+      </w:r>
+      <w:proofErr w:type="spellEnd"/>
+      <w:r>
+        <w:rPr>
+          <w:lang w:val="ru-RU"/>
+        </w:rPr>
+        <w:t>(</w:t>
+      </w:r>
+      <w:proofErr w:type="spellStart"/>
+      <w:r>
+        <w:rPr>
+          <w:lang w:val="ru-RU"/>
+        </w:rPr>
+        <w:t>app_requests_total</w:t>
+      </w:r>
+      <w:proofErr w:type="spellEnd"/>
+      <w:r>
+        <w:rPr>
+          <w:lang w:val="ru-RU"/>
+        </w:rPr>
+        <w:t xml:space="preserve">[1m]) — запросов в секунду. Видна чёткая ступенчатая структура: 5 </w:t>
+      </w:r>
+      <w:r>
+        <w:rPr>
+          <w:lang w:val="ru-RU"/>
+        </w:rPr>
+        <w:t>/</w:t>
+      </w:r>
+      <w:r>
+        <w:rPr>
+          <w:lang w:val="ru-RU"/>
+        </w:rPr>
+        <w:t xml:space="preserve"> 10 </w:t>
+      </w:r>
+      <w:r>
+        <w:rPr>
+          <w:lang w:val="ru-RU"/>
+        </w:rPr>
+        <w:t>/</w:t>
+      </w:r>
+      <w:r>
+        <w:rPr>
+          <w:lang w:val="ru-RU"/>
+        </w:rPr>
+        <w:t xml:space="preserve"> 15 </w:t>
+      </w:r>
+      <w:proofErr w:type="spellStart"/>
+      <w:r>
+        <w:rPr>
+          <w:lang w:val="ru-RU"/>
+        </w:rPr>
+        <w:t>req</w:t>
+      </w:r>
+      <w:proofErr w:type="spellEnd"/>
+      <w:r>
+        <w:rPr>
+          <w:lang w:val="ru-RU"/>
+        </w:rPr>
+        <w:t>/</w:t>
+      </w:r>
+      <w:proofErr w:type="spellStart"/>
+      <w:r>
+        <w:rPr>
+          <w:lang w:val="ru-RU"/>
+        </w:rPr>
+        <w:t>sec</w:t>
+      </w:r>
+      <w:proofErr w:type="spellEnd"/>
+      <w:r>
+        <w:rPr>
+          <w:lang w:val="ru-RU"/>
+        </w:rPr>
+        <w:t>.</w:t>
+      </w:r>
+    </w:p>
+    <w:p>
+      <w:pPr>
+        <w:spacing w:line="360" w:lineRule="auto"/>
+        <w:rPr>
+          <w:lang w:val="ru-RU"/>
+        </w:rPr>
+      </w:pPr>
+      <w:r>
+        <w:rPr>
+          <w:noProof/>
+        </w:rPr>
+        <w:drawing>
+          <wp:inline distT="0" distB="0" distL="0" distR="0" wp14:anchorId="2A084D77" wp14:editId="0F345844">
+            <wp:extent cx="5943600" cy="2912110"/>
+            <wp:effectExtent l="0" t="0" r="0" b="2540"/>
+            <wp:docPr id="571886441" name="Рисунок 1"/>
+            <wp:cNvGraphicFramePr>
+              <a:graphicFrameLocks xmlns:a="http://schemas.openxmlformats.org/drawingml/2006/main" noChangeAspect="1"/>
+            </wp:cNvGraphicFramePr>
+            <a:graphic xmlns:a="http://schemas.openxmlformats.org/drawingml/2006/main">
+              <a:graphicData uri="http://schemas.openxmlformats.org/drawingml/2006/picture">
+                <pic:pic xmlns:pic="http://schemas.openxmlformats.org/drawingml/2006/picture">
+                  <pic:nvPicPr>
+                    <pic:cNvPr id="571886441" name=""/>
+                    <pic:cNvPicPr/>
+                  </pic:nvPicPr>
+                  <pic:blipFill>
+                    <a:blip r:embed="rId9"/>
+                    <a:stretch>
+                      <a:fillRect/>
+                    </a:stretch>
+                  </pic:blipFill>
+                  <pic:spPr>
+                    <a:xfrm>
+                      <a:off x="0" y="0"/>
+                      <a:ext cx="5943600" cy="2912110"/>
+                    </a:xfrm>
+                    <a:prstGeom prst="rect">
+                      <a:avLst/>
+                    </a:prstGeom>
+                  </pic:spPr>
+                </pic:pic>
+              </a:graphicData>
+            </a:graphic>
+          </wp:inline>
+        </w:drawing>
+      </w:r>
+    </w:p>
+    <w:p>
+      <w:pPr>
+        <w:spacing w:line="360" w:lineRule="auto"/>
+      </w:pPr>
+      <w:r>
+        <w:rPr>
+          <w:lang w:val="ru-RU"/>
+        </w:rPr>
+        <w:t xml:space="preserve">Метрика </w:t>
+      </w:r>
+      <w:proofErr w:type="spellStart"/>
+      <w:r>
+        <w:rPr>
+          <w:lang w:val="ru-RU"/>
+        </w:rPr>
+        <w:t>app_requests_total</w:t>
+      </w:r>
+      <w:proofErr w:type="spellEnd"/>
+      <w:r>
+        <w:rPr>
+          <w:lang w:val="ru-RU"/>
+        </w:rPr>
+        <w:t xml:space="preserve"> — кумулятивный счётчик запросов, достиг ~8</w:t>
+      </w:r>
+      <w:r>
+        <w:rPr>
+          <w:lang w:val="ru-RU"/>
+        </w:rPr>
+        <w:t>000</w:t>
+      </w:r>
+      <w:r>
+        <w:rPr>
+          <w:lang w:val="ru-RU"/>
+        </w:rPr>
+        <w:t xml:space="preserve"> к концу теста.</w:t>
+      </w:r>
+    </w:p>
+    <w:p>
+      <w:pPr>
+        <w:spacing w:line="360" w:lineRule="auto"/>
+      </w:pPr>
+      <w:r>
+        <w:rPr>
+          <w:noProof/>
+        </w:rPr>
+        <w:lastRenderedPageBreak/>
+        <w:drawing>
+          <wp:inline distT="0" distB="0" distL="0" distR="0" wp14:anchorId="5F93AF63" wp14:editId="5DF11BAD">
+            <wp:extent cx="5943600" cy="2282825"/>
+            <wp:effectExtent l="0" t="0" r="0" b="3175"/>
+            <wp:docPr id="1599102705" name="Рисунок 1"/>
+            <wp:cNvGraphicFramePr>
+              <a:graphicFrameLocks xmlns:a="http://schemas.openxmlformats.org/drawingml/2006/main" noChangeAspect="1"/>
+            </wp:cNvGraphicFramePr>
+            <a:graphic xmlns:a="http://schemas.openxmlformats.org/drawingml/2006/main">
+              <a:graphicData uri="http://schemas.openxmlformats.org/drawingml/2006/picture">
+                <pic:pic xmlns:pic="http://schemas.openxmlformats.org/drawingml/2006/picture">
+                  <pic:nvPicPr>
+                    <pic:cNvPr id="1599102705" name=""/>
+                    <pic:cNvPicPr/>
+                  </pic:nvPicPr>
+                  <pic:blipFill>
+                    <a:blip r:embed="rId10"/>
+                    <a:stretch>
+                      <a:fillRect/>
+                    </a:stretch>
+                  </pic:blipFill>
+                  <pic:spPr>
+                    <a:xfrm>
+                      <a:off x="0" y="0"/>
+                      <a:ext cx="5943600" cy="2282825"/>
+                    </a:xfrm>
+                    <a:prstGeom prst="rect">
+                      <a:avLst/>
+                    </a:prstGeom>
+                  </pic:spPr>
+                </pic:pic>
+              </a:graphicData>
+            </a:graphic>
+          </wp:inline>
+        </w:drawing>
+      </w:r>
+    </w:p>
+    <w:p>
+      <w:pPr>
+        <w:spacing w:line="360" w:lineRule="auto"/>
+        <w:rPr>
+          <w:lang w:val="ru-RU"/>
+        </w:rPr>
+      </w:pPr>
+      <w:proofErr w:type="spellStart"/>
+      <w:r>
+        <w:t>Метрика</w:t>
+      </w:r>
+      <w:proofErr w:type="spellEnd"/>
+      <w:r>
+        <w:t xml:space="preserve"> rate(</w:t>
+      </w:r>
+      <w:proofErr w:type="spellStart"/>
+      <w:r>
+        <w:t>app_request_duration_seconds_sum</w:t>
+      </w:r>
+      <w:proofErr w:type="spellEnd"/>
+      <w:r>
+        <w:t>[1m]) / rate(</w:t>
+      </w:r>
+      <w:proofErr w:type="spellStart"/>
+      <w:r>
+        <w:t>app_request_duration_seconds_count</w:t>
+      </w:r>
+      <w:proofErr w:type="spellEnd"/>
+      <w:r>
+        <w:t xml:space="preserve">[1m]) — </w:t>
+      </w:r>
+      <w:proofErr w:type="spellStart"/>
+      <w:r>
+        <w:t>начало</w:t>
+      </w:r>
+      <w:proofErr w:type="spellEnd"/>
+      <w:r>
+        <w:t xml:space="preserve"> 0.0001</w:t>
+      </w:r>
+      <w:r>
+        <w:t>65</w:t>
+      </w:r>
+      <w:r>
+        <w:t xml:space="preserve"> </w:t>
+      </w:r>
+      <w:proofErr w:type="spellStart"/>
+      <w:r>
+        <w:t>сек</w:t>
+      </w:r>
+      <w:proofErr w:type="spellEnd"/>
+      <w:r>
+        <w:t xml:space="preserve">, </w:t>
+      </w:r>
+      <w:proofErr w:type="spellStart"/>
+      <w:r>
+        <w:t>стабилизация</w:t>
+      </w:r>
+      <w:proofErr w:type="spellEnd"/>
+      <w:r>
+        <w:t xml:space="preserve"> </w:t>
+      </w:r>
+      <w:r>
+        <w:rPr>
+          <w:lang w:val="ru-RU"/>
+        </w:rPr>
+        <w:t>до</w:t>
+      </w:r>
+      <w:r>
+        <w:t xml:space="preserve"> </w:t>
+      </w:r>
+      <w:r>
+        <w:rPr>
+          <w:lang w:val="ru-RU"/>
+        </w:rPr>
+        <w:t>среднего</w:t>
+      </w:r>
+      <w:r>
+        <w:t xml:space="preserve">, </w:t>
+      </w:r>
+      <w:r>
+        <w:rPr>
+          <w:lang w:val="ru-RU"/>
+        </w:rPr>
+        <w:t>равного</w:t>
+      </w:r>
+      <w:r>
+        <w:t xml:space="preserve"> </w:t>
+      </w:r>
+      <w:r>
+        <w:t>0.00013</w:t>
+      </w:r>
+      <w:r>
+        <w:t>7</w:t>
+      </w:r>
+      <w:r>
+        <w:t xml:space="preserve"> </w:t>
+      </w:r>
+      <w:proofErr w:type="spellStart"/>
+      <w:r>
+        <w:t>сек</w:t>
+      </w:r>
+      <w:proofErr w:type="spellEnd"/>
+      <w:r>
+        <w:t>.</w:t>
+      </w:r>
+    </w:p>
+    <w:p>
+      <w:pPr>
+        <w:spacing w:line="360" w:lineRule="auto"/>
+        <w:rPr>
+          <w:lang w:val="ru-RU"/>
+        </w:rPr>
+      </w:pPr>
+      <w:r>
+        <w:rPr>
+          <w:lang w:val="ru-RU"/>
+        </w:rPr>
+        <w:t>Общее количество обработанных запросов за тест = 8009, процент ошибок равен 0</w:t>
+      </w:r>
+      <w:r>
+        <w:rPr>
+          <w:lang w:val="ru-RU"/>
+        </w:rPr>
+        <w:t>. Спайки в начале тестов были исключены из статистики.</w:t>
+      </w:r>
+    </w:p>
+    <w:p>
+      <w:pPr>
+        <w:spacing w:line="360" w:lineRule="auto"/>
+        <w:rPr>
+          <w:lang w:val="ru-RU"/>
+        </w:rPr>
+      </w:pPr>
+      <w:r>
+        <w:rPr>
+          <w:noProof/>
+        </w:rPr>
+        <w:drawing>
+          <wp:inline distT="0" distB="0" distL="0" distR="0" wp14:anchorId="61EAE537" wp14:editId="4B271E26">
+            <wp:extent cx="5943600" cy="2079625"/>
+            <wp:effectExtent l="0" t="0" r="0" b="0"/>
+            <wp:docPr id="2007109691" name="Рисунок 1"/>
+            <wp:cNvGraphicFramePr>
+              <a:graphicFrameLocks xmlns:a="http://schemas.openxmlformats.org/drawingml/2006/main" noChangeAspect="1"/>
+            </wp:cNvGraphicFramePr>
+            <a:graphic xmlns:a="http://schemas.openxmlformats.org/drawingml/2006/main">
+              <a:graphicData uri="http://schemas.openxmlformats.org/drawingml/2006/picture">
+                <pic:pic xmlns:pic="http://schemas.openxmlformats.org/drawingml/2006/picture">
+                  <pic:nvPicPr>
+                    <pic:cNvPr id="2007109691" name=""/>
+                    <pic:cNvPicPr/>
+                  </pic:nvPicPr>
+                  <pic:blipFill>
+                    <a:blip r:embed="rId11"/>
+                    <a:stretch>
+                      <a:fillRect/>
+                    </a:stretch>
+                  </pic:blipFill>
+                  <pic:spPr>
+                    <a:xfrm>
+                      <a:off x="0" y="0"/>
+                      <a:ext cx="5943600" cy="2079625"/>
+                    </a:xfrm>
+                    <a:prstGeom prst="rect">
+                      <a:avLst/>
+                    </a:prstGeom>
+                  </pic:spPr>
+                </pic:pic>
+              </a:graphicData>
+            </a:graphic>
+          </wp:inline>
+        </w:drawing>
+      </w:r>
+    </w:p>
+    <w:p>
+      <w:pPr>
+        <w:spacing w:line="360" w:lineRule="auto"/>
+        <w:rPr>
+          <w:lang w:val="ru-RU"/>
+        </w:rPr>
+      </w:pPr>
+      <w:r>
+        <w:rPr>
+          <w:lang w:val="ru-RU"/>
+        </w:rPr>
+        <w:t xml:space="preserve">Данный график показывает потребление выделенной системе памяти. Видно, что ступенчатое увеличение потребления памяти соответствует ступенчатой нагрузке тестирования. После завершения теста, объем используемой памяти оставался на </w:t>
+      </w:r>
+      <w:r>
+        <w:rPr>
+          <w:lang w:val="ru-RU"/>
+        </w:rPr>
+        <w:t>~</w:t>
+      </w:r>
+      <w:r>
+        <w:rPr>
+          <w:lang w:val="ru-RU"/>
+        </w:rPr>
+        <w:t xml:space="preserve">32.33 мб, но после 15 минут простоя, объем памяти увеличился до </w:t>
+      </w:r>
+      <w:r>
+        <w:rPr>
+          <w:lang w:val="ru-RU"/>
+        </w:rPr>
+        <w:t>~</w:t>
+      </w:r>
+      <w:r>
+        <w:rPr>
+          <w:lang w:val="ru-RU"/>
+        </w:rPr>
+        <w:t xml:space="preserve">33.46 </w:t>
+      </w:r>
+      <w:proofErr w:type="spellStart"/>
+      <w:r>
+        <w:rPr>
+          <w:lang w:val="ru-RU"/>
+        </w:rPr>
+        <w:t>мб</w:t>
+      </w:r>
+      <w:proofErr w:type="spellEnd"/>
+      <w:r>
+        <w:rPr>
+          <w:lang w:val="ru-RU"/>
+        </w:rPr>
+        <w:t>.</w:t>
+      </w:r>
+    </w:p>
+    <w:p>
+      <w:pPr>
+        <w:spacing w:line="360" w:lineRule="auto"/>
+        <w:rPr>
+          <w:lang w:val="ru-RU"/>
+        </w:rPr>
+      </w:pPr>
+    </w:p>
+    <w:p>
+      <w:pPr>
+        <w:spacing w:line="360" w:lineRule="auto"/>
+        <w:rPr>
+          <w:lang w:val="ru-RU"/>
+        </w:rPr>
+      </w:pPr>
+    </w:p>
+    <w:tbl>
+      <w:tblPr>
+        <w:tblpPr w:leftFromText="180" w:rightFromText="180" w:vertAnchor="page" w:horzAnchor="margin" w:tblpXSpec="center" w:tblpY="2173"/>
+        <w:tblW w:w="10800" w:type="dxa"/>
+        <w:tblCellMar>
+          <w:left w:w="0" w:type="dxa"/>
+          <w:right w:w="0" w:type="dxa"/>
+        </w:tblCellMar>
+        <w:tblLook w:val="04A0" w:firstRow="1" w:lastRow="0" w:firstColumn="1" w:lastColumn="0" w:noHBand="0" w:noVBand="1"/>
+      </w:tblPr>
+      <w:tblGrid>
+        <w:gridCol w:w="1397"/>
+        <w:gridCol w:w="4815"/>
+        <w:gridCol w:w="2353"/>
+        <w:gridCol w:w="873"/>
+        <w:gridCol w:w="1362"/>
+      </w:tblGrid>
+      <w:tr>
+        <w:trPr>
+          <w:tblHeader/>
+        </w:trPr>
+        <w:tc>
+          <w:tcPr>
+            <w:tcW w:w="0" w:type="auto"/>
+            <w:tcBorders>
+              <w:top w:val="single" w:sz="2" w:space="0" w:color="auto"/>
+              <w:left w:val="single" w:sz="2" w:space="0" w:color="auto"/>
+              <w:bottom w:val="single" w:sz="6" w:space="0" w:color="auto"/>
+              <w:right w:val="single" w:sz="2" w:space="0" w:color="auto"/>
+            </w:tcBorders>
+            <w:vAlign w:val="center"/>
+            <w:hideMark/>
+          </w:tcPr>
+          <w:p>
+            <w:pPr>
+              <w:spacing w:line="360" w:lineRule="auto"/>
+              <w:rPr>
+                <w:b/>
+                <w:bCs/>
+              </w:rPr>
+            </w:pPr>
+            <w:proofErr w:type="spellStart"/>
+            <w:r>
+              <w:rPr>
+                <w:b/>
+                <w:bCs/>
+              </w:rPr>
+              <w:lastRenderedPageBreak/>
+              <w:t>Устройство</w:t>
+            </w:r>
+            <w:proofErr w:type="spellEnd"/>
+          </w:p>
+        </w:tc>
+        <w:tc>
+          <w:tcPr>
+            <w:tcW w:w="0" w:type="auto"/>
+            <w:tcBorders>
+              <w:top w:val="single" w:sz="2" w:space="0" w:color="auto"/>
+              <w:left w:val="single" w:sz="2" w:space="0" w:color="auto"/>
+              <w:bottom w:val="single" w:sz="6" w:space="0" w:color="auto"/>
+              <w:right w:val="single" w:sz="2" w:space="0" w:color="auto"/>
+            </w:tcBorders>
+            <w:vAlign w:val="center"/>
+            <w:hideMark/>
+          </w:tcPr>
+          <w:p>
+            <w:pPr>
+              <w:spacing w:line="360" w:lineRule="auto"/>
+              <w:rPr>
+                <w:b/>
+                <w:bCs/>
+              </w:rPr>
+            </w:pPr>
+            <w:proofErr w:type="spellStart"/>
+            <w:r>
+              <w:rPr>
+                <w:b/>
+                <w:bCs/>
+              </w:rPr>
+              <w:t>Роль</w:t>
+            </w:r>
+            <w:proofErr w:type="spellEnd"/>
+          </w:p>
+        </w:tc>
+        <w:tc>
+          <w:tcPr>
+            <w:tcW w:w="0" w:type="auto"/>
+            <w:tcBorders>
+              <w:top w:val="single" w:sz="2" w:space="0" w:color="auto"/>
+              <w:left w:val="single" w:sz="2" w:space="0" w:color="auto"/>
+              <w:bottom w:val="single" w:sz="6" w:space="0" w:color="auto"/>
+              <w:right w:val="single" w:sz="2" w:space="0" w:color="auto"/>
+            </w:tcBorders>
+            <w:vAlign w:val="center"/>
+            <w:hideMark/>
+          </w:tcPr>
+          <w:p>
+            <w:pPr>
+              <w:spacing w:line="360" w:lineRule="auto"/>
+              <w:rPr>
+                <w:b/>
+                <w:bCs/>
+              </w:rPr>
+            </w:pPr>
+            <w:proofErr w:type="spellStart"/>
+            <w:r>
+              <w:rPr>
+                <w:b/>
+                <w:bCs/>
+              </w:rPr>
+              <w:t>Процессор</w:t>
+            </w:r>
+            <w:proofErr w:type="spellEnd"/>
+          </w:p>
+        </w:tc>
+        <w:tc>
+          <w:tcPr>
+            <w:tcW w:w="0" w:type="auto"/>
+            <w:tcBorders>
+              <w:top w:val="single" w:sz="2" w:space="0" w:color="auto"/>
+              <w:left w:val="single" w:sz="2" w:space="0" w:color="auto"/>
+              <w:bottom w:val="single" w:sz="6" w:space="0" w:color="auto"/>
+              <w:right w:val="single" w:sz="2" w:space="0" w:color="auto"/>
+            </w:tcBorders>
+            <w:vAlign w:val="center"/>
+            <w:hideMark/>
+          </w:tcPr>
+          <w:p>
+            <w:pPr>
+              <w:spacing w:line="360" w:lineRule="auto"/>
+              <w:rPr>
+                <w:b/>
+                <w:bCs/>
+              </w:rPr>
+            </w:pPr>
+            <w:proofErr w:type="spellStart"/>
+            <w:r>
+              <w:rPr>
+                <w:b/>
+                <w:bCs/>
+              </w:rPr>
+              <w:t>Память</w:t>
+            </w:r>
+            <w:proofErr w:type="spellEnd"/>
+          </w:p>
+        </w:tc>
+        <w:tc>
+          <w:tcPr>
+            <w:tcW w:w="0" w:type="auto"/>
+            <w:tcBorders>
+              <w:top w:val="single" w:sz="2" w:space="0" w:color="auto"/>
+              <w:left w:val="single" w:sz="2" w:space="0" w:color="auto"/>
+              <w:bottom w:val="single" w:sz="6" w:space="0" w:color="auto"/>
+              <w:right w:val="single" w:sz="2" w:space="0" w:color="auto"/>
+            </w:tcBorders>
+            <w:shd w:val="clear" w:color="auto" w:fill="FFFFFF"/>
+            <w:vAlign w:val="center"/>
+            <w:hideMark/>
+          </w:tcPr>
+          <w:p>
+            <w:pPr>
+              <w:spacing w:line="360" w:lineRule="auto"/>
+              <w:rPr>
+                <w:b/>
+                <w:bCs/>
+              </w:rPr>
+            </w:pPr>
+            <w:r>
+              <w:rPr>
+                <w:b/>
+                <w:bCs/>
+              </w:rPr>
+              <w:t>ОС</w:t>
+            </w:r>
+          </w:p>
+        </w:tc>
+      </w:tr>
+      <w:tr>
+        <w:tc>
+          <w:tcPr>
+            <w:tcW w:w="0" w:type="auto"/>
+            <w:tcBorders>
+              <w:top w:val="single" w:sz="2" w:space="0" w:color="auto"/>
+              <w:left w:val="single" w:sz="2" w:space="0" w:color="auto"/>
+              <w:bottom w:val="single" w:sz="2" w:space="0" w:color="auto"/>
+              <w:right w:val="single" w:sz="2" w:space="0" w:color="auto"/>
+            </w:tcBorders>
+            <w:vAlign w:val="center"/>
+            <w:hideMark/>
+          </w:tcPr>
+          <w:p>
+            <w:pPr>
+              <w:spacing w:line="360" w:lineRule="auto"/>
+              <w:rPr>
+                <w:lang w:val="ru-RU"/>
+              </w:rPr>
+            </w:pPr>
+            <w:r>
+              <w:t>Localhost</w:t>
+            </w:r>
+            <w:r>
+              <w:t>-PC</w:t>
+            </w:r>
+          </w:p>
+        </w:tc>
+        <w:tc>
+          <w:tcPr>
+            <w:tcW w:w="0" w:type="auto"/>
+            <w:tcBorders>
+              <w:top w:val="single" w:sz="2" w:space="0" w:color="auto"/>
+              <w:left w:val="single" w:sz="2" w:space="0" w:color="auto"/>
+              <w:bottom w:val="single" w:sz="2" w:space="0" w:color="auto"/>
+              <w:right w:val="single" w:sz="2" w:space="0" w:color="auto"/>
+            </w:tcBorders>
+            <w:vAlign w:val="center"/>
+            <w:hideMark/>
+          </w:tcPr>
+          <w:p>
+            <w:pPr>
+              <w:spacing w:line="360" w:lineRule="auto"/>
+            </w:pPr>
+            <w:proofErr w:type="spellStart"/>
+            <w:r>
+              <w:t>Генератор</w:t>
+            </w:r>
+            <w:proofErr w:type="spellEnd"/>
+            <w:r>
+              <w:t xml:space="preserve"> </w:t>
+            </w:r>
+            <w:proofErr w:type="spellStart"/>
+            <w:r>
+              <w:t>нагрузки</w:t>
+            </w:r>
+            <w:proofErr w:type="spellEnd"/>
+            <w:r>
+              <w:t xml:space="preserve"> + </w:t>
+            </w:r>
+            <w:proofErr w:type="spellStart"/>
+            <w:r>
+              <w:t>Сервер</w:t>
+            </w:r>
+            <w:proofErr w:type="spellEnd"/>
+            <w:r>
+              <w:t xml:space="preserve"> </w:t>
+            </w:r>
+            <w:proofErr w:type="spellStart"/>
+            <w:r>
+              <w:t>приложения</w:t>
+            </w:r>
+            <w:proofErr w:type="spellEnd"/>
+          </w:p>
+        </w:tc>
+        <w:tc>
+          <w:tcPr>
+            <w:tcW w:w="0" w:type="auto"/>
+            <w:tcBorders>
+              <w:top w:val="single" w:sz="2" w:space="0" w:color="auto"/>
+              <w:left w:val="single" w:sz="2" w:space="0" w:color="auto"/>
+              <w:bottom w:val="single" w:sz="2" w:space="0" w:color="auto"/>
+              <w:right w:val="single" w:sz="2" w:space="0" w:color="auto"/>
+            </w:tcBorders>
+            <w:vAlign w:val="center"/>
+            <w:hideMark/>
+          </w:tcPr>
+          <w:p>
+            <w:pPr>
+              <w:spacing w:line="360" w:lineRule="auto"/>
+            </w:pPr>
+            <w:r>
+              <w:t>AMD Ryzen 5 8645HS</w:t>
+            </w:r>
+          </w:p>
+        </w:tc>
+        <w:tc>
+          <w:tcPr>
+            <w:tcW w:w="0" w:type="auto"/>
+            <w:tcBorders>
+              <w:top w:val="single" w:sz="2" w:space="0" w:color="auto"/>
+              <w:left w:val="single" w:sz="2" w:space="0" w:color="auto"/>
+              <w:bottom w:val="single" w:sz="2" w:space="0" w:color="auto"/>
+              <w:right w:val="single" w:sz="2" w:space="0" w:color="auto"/>
+            </w:tcBorders>
+            <w:vAlign w:val="center"/>
+            <w:hideMark/>
+          </w:tcPr>
+          <w:p>
+            <w:pPr>
+              <w:spacing w:line="360" w:lineRule="auto"/>
+            </w:pPr>
+            <w:r>
+              <w:t>16 ГБ</w:t>
+            </w:r>
+          </w:p>
+        </w:tc>
+        <w:tc>
+          <w:tcPr>
+            <w:tcW w:w="0" w:type="auto"/>
+            <w:tcBorders>
+              <w:top w:val="single" w:sz="2" w:space="0" w:color="auto"/>
+              <w:left w:val="single" w:sz="2" w:space="0" w:color="auto"/>
+              <w:bottom w:val="single" w:sz="2" w:space="0" w:color="auto"/>
+              <w:right w:val="single" w:sz="2" w:space="0" w:color="auto"/>
+            </w:tcBorders>
+            <w:vAlign w:val="center"/>
+            <w:hideMark/>
+          </w:tcPr>
+          <w:p>
+            <w:pPr>
+              <w:spacing w:line="360" w:lineRule="auto"/>
+            </w:pPr>
+            <w:r>
+              <w:t>Windows 11</w:t>
+            </w:r>
+          </w:p>
+        </w:tc>
+      </w:tr>
+    </w:tbl>
+    <w:p>
+      <w:pPr>
+        <w:spacing w:line="360" w:lineRule="auto"/>
+        <w:rPr>
+          <w:b/>
+          <w:bCs/>
+          <w:lang w:val="ru-RU"/>
+        </w:rPr>
+      </w:pPr>
+      <w:r>
+        <w:rPr>
+          <w:b/>
+          <w:bCs/>
+          <w:lang w:val="ru-RU"/>
+        </w:rPr>
+        <w:t>7. Тестовое окружение</w:t>
+      </w:r>
+    </w:p>
+    <w:p>
+      <w:pPr>
+        <w:spacing w:line="360" w:lineRule="auto"/>
+        <w:rPr>
+          <w:b/>
+          <w:bCs/>
+          <w:lang w:val="ru-RU"/>
+        </w:rPr>
+      </w:pPr>
+    </w:p>
+    <w:p>
+      <w:pPr>
+        <w:spacing w:line="360" w:lineRule="auto"/>
+        <w:rPr>
+          <w:b/>
+          <w:bCs/>
+        </w:rPr>
+      </w:pPr>
+      <w:r>
+        <w:rPr>
+          <w:b/>
+          <w:bCs/>
+          <w:lang w:val="ru-RU"/>
+        </w:rPr>
+        <w:t xml:space="preserve">8. </w:t>
+      </w:r>
+      <w:proofErr w:type="spellStart"/>
+      <w:r>
+        <w:rPr>
+          <w:b/>
+          <w:bCs/>
+        </w:rPr>
+        <w:t>Стек</w:t>
+      </w:r>
+      <w:proofErr w:type="spellEnd"/>
+      <w:r>
+        <w:rPr>
+          <w:b/>
+          <w:bCs/>
+        </w:rPr>
+        <w:t xml:space="preserve"> </w:t>
+      </w:r>
+      <w:proofErr w:type="spellStart"/>
+      <w:r>
+        <w:rPr>
+          <w:b/>
+          <w:bCs/>
+        </w:rPr>
+        <w:t>приложений</w:t>
+      </w:r>
+      <w:proofErr w:type="spellEnd"/>
+    </w:p>
+    <w:tbl>
+      <w:tblPr>
+        <w:tblW w:w="10800" w:type="dxa"/>
+        <w:tblInd w:w="-729" w:type="dxa"/>
+        <w:tblCellMar>
+          <w:left w:w="0" w:type="dxa"/>
+          <w:right w:w="0" w:type="dxa"/>
+        </w:tblCellMar>
+        <w:tblLook w:val="04A0" w:firstRow="1" w:lastRow="0" w:firstColumn="1" w:lastColumn="0" w:noHBand="0" w:noVBand="1"/>
+      </w:tblPr>
+      <w:tblGrid>
+        <w:gridCol w:w="2357"/>
+        <w:gridCol w:w="2659"/>
+        <w:gridCol w:w="725"/>
+        <w:gridCol w:w="5059"/>
+      </w:tblGrid>
+      <w:tr>
+        <w:trPr>
+          <w:tblHeader/>
+        </w:trPr>
+        <w:tc>
+          <w:tcPr>
+            <w:tcW w:w="0" w:type="auto"/>
+            <w:tcBorders>
+              <w:top w:val="single" w:sz="2" w:space="0" w:color="auto"/>
+              <w:left w:val="single" w:sz="2" w:space="0" w:color="auto"/>
+              <w:bottom w:val="single" w:sz="6" w:space="0" w:color="auto"/>
+              <w:right w:val="single" w:sz="2" w:space="0" w:color="auto"/>
+            </w:tcBorders>
+            <w:vAlign w:val="center"/>
+            <w:hideMark/>
+          </w:tcPr>
+          <w:p>
+            <w:pPr>
+              <w:spacing w:line="360" w:lineRule="auto"/>
+              <w:rPr>
+                <w:b/>
+                <w:bCs/>
+              </w:rPr>
+            </w:pPr>
+            <w:proofErr w:type="spellStart"/>
+            <w:r>
+              <w:rPr>
+                <w:b/>
+                <w:bCs/>
+              </w:rPr>
+              <w:t>Компонент</w:t>
+            </w:r>
+            <w:proofErr w:type="spellEnd"/>
+          </w:p>
+        </w:tc>
+        <w:tc>
+          <w:tcPr>
+            <w:tcW w:w="0" w:type="auto"/>
+            <w:tcBorders>
+              <w:top w:val="single" w:sz="2" w:space="0" w:color="auto"/>
+              <w:left w:val="single" w:sz="2" w:space="0" w:color="auto"/>
+              <w:bottom w:val="single" w:sz="6" w:space="0" w:color="auto"/>
+              <w:right w:val="single" w:sz="2" w:space="0" w:color="auto"/>
+            </w:tcBorders>
+            <w:vAlign w:val="center"/>
+            <w:hideMark/>
+          </w:tcPr>
+          <w:p>
+            <w:pPr>
+              <w:spacing w:line="360" w:lineRule="auto"/>
+              <w:rPr>
+                <w:b/>
+                <w:bCs/>
+              </w:rPr>
+            </w:pPr>
+            <w:proofErr w:type="spellStart"/>
+            <w:r>
+              <w:rPr>
+                <w:b/>
+                <w:bCs/>
+              </w:rPr>
+              <w:t>Технология</w:t>
+            </w:r>
+            <w:proofErr w:type="spellEnd"/>
+          </w:p>
+        </w:tc>
+        <w:tc>
+          <w:tcPr>
+            <w:tcW w:w="0" w:type="auto"/>
+            <w:tcBorders>
+              <w:top w:val="single" w:sz="2" w:space="0" w:color="auto"/>
+              <w:left w:val="single" w:sz="2" w:space="0" w:color="auto"/>
+              <w:bottom w:val="single" w:sz="6" w:space="0" w:color="auto"/>
+              <w:right w:val="single" w:sz="2" w:space="0" w:color="auto"/>
+            </w:tcBorders>
+            <w:vAlign w:val="center"/>
+            <w:hideMark/>
+          </w:tcPr>
+          <w:p>
+            <w:pPr>
+              <w:spacing w:line="360" w:lineRule="auto"/>
+              <w:rPr>
+                <w:b/>
+                <w:bCs/>
+              </w:rPr>
+            </w:pPr>
+            <w:proofErr w:type="spellStart"/>
+            <w:r>
+              <w:rPr>
+                <w:b/>
+                <w:bCs/>
+              </w:rPr>
+              <w:t>Порт</w:t>
+            </w:r>
+            <w:proofErr w:type="spellEnd"/>
+          </w:p>
+        </w:tc>
+        <w:tc>
+          <w:tcPr>
+            <w:tcW w:w="0" w:type="auto"/>
+            <w:tcBorders>
+              <w:top w:val="single" w:sz="2" w:space="0" w:color="auto"/>
+              <w:left w:val="single" w:sz="2" w:space="0" w:color="auto"/>
+              <w:bottom w:val="single" w:sz="6" w:space="0" w:color="auto"/>
+              <w:right w:val="single" w:sz="2" w:space="0" w:color="auto"/>
+            </w:tcBorders>
+            <w:shd w:val="clear" w:color="auto" w:fill="FFFFFF"/>
+            <w:vAlign w:val="center"/>
+            <w:hideMark/>
+          </w:tcPr>
+          <w:p>
+            <w:pPr>
+              <w:spacing w:line="360" w:lineRule="auto"/>
+              <w:rPr>
+                <w:b/>
+                <w:bCs/>
+                <w:lang w:val="ru-RU"/>
+              </w:rPr>
+            </w:pPr>
+            <w:proofErr w:type="spellStart"/>
+            <w:r>
+              <w:rPr>
+                <w:b/>
+                <w:bCs/>
+              </w:rPr>
+              <w:t>Описание</w:t>
+            </w:r>
+            <w:proofErr w:type="spellEnd"/>
+          </w:p>
+        </w:tc>
+      </w:tr>
+      <w:tr>
+        <w:tc>
+          <w:tcPr>
+            <w:tcW w:w="0" w:type="auto"/>
+            <w:tcBorders>
+              <w:top w:val="single" w:sz="2" w:space="0" w:color="auto"/>
+              <w:left w:val="single" w:sz="2" w:space="0" w:color="auto"/>
+              <w:bottom w:val="single" w:sz="2" w:space="0" w:color="auto"/>
+              <w:right w:val="single" w:sz="2" w:space="0" w:color="auto"/>
+            </w:tcBorders>
+            <w:vAlign w:val="center"/>
+            <w:hideMark/>
+          </w:tcPr>
+          <w:p>
+            <w:pPr>
+              <w:spacing w:line="360" w:lineRule="auto"/>
+            </w:pPr>
+            <w:r>
+              <w:t>Flask App</w:t>
+            </w:r>
+          </w:p>
+        </w:tc>
+        <w:tc>
+          <w:tcPr>
+            <w:tcW w:w="0" w:type="auto"/>
+            <w:tcBorders>
+              <w:top w:val="single" w:sz="2" w:space="0" w:color="auto"/>
+              <w:left w:val="single" w:sz="2" w:space="0" w:color="auto"/>
+              <w:bottom w:val="single" w:sz="2" w:space="0" w:color="auto"/>
+              <w:right w:val="single" w:sz="2" w:space="0" w:color="auto"/>
+            </w:tcBorders>
+            <w:vAlign w:val="center"/>
+            <w:hideMark/>
+          </w:tcPr>
+          <w:p>
+            <w:pPr>
+              <w:spacing w:line="360" w:lineRule="auto"/>
+            </w:pPr>
+            <w:r>
+              <w:t>Python 3</w:t>
+            </w:r>
+            <w:r>
+              <w:t>.11</w:t>
+            </w:r>
+            <w:r>
+              <w:t xml:space="preserve"> / Flask</w:t>
+            </w:r>
+          </w:p>
+        </w:tc>
+        <w:tc>
+          <w:tcPr>
+            <w:tcW w:w="0" w:type="auto"/>
+            <w:tcBorders>
+              <w:top w:val="single" w:sz="2" w:space="0" w:color="auto"/>
+              <w:left w:val="single" w:sz="2" w:space="0" w:color="auto"/>
+              <w:bottom w:val="single" w:sz="2" w:space="0" w:color="auto"/>
+              <w:right w:val="single" w:sz="2" w:space="0" w:color="auto"/>
+            </w:tcBorders>
+            <w:vAlign w:val="center"/>
+            <w:hideMark/>
+          </w:tcPr>
+          <w:p>
+            <w:pPr>
+              <w:spacing w:line="360" w:lineRule="auto"/>
+            </w:pPr>
+            <w:r>
+              <w:t>5000</w:t>
+            </w:r>
+          </w:p>
+        </w:tc>
+        <w:tc>
+          <w:tcPr>
+            <w:tcW w:w="0" w:type="auto"/>
+            <w:tcBorders>
+              <w:top w:val="single" w:sz="2" w:space="0" w:color="auto"/>
+              <w:left w:val="single" w:sz="2" w:space="0" w:color="auto"/>
+              <w:bottom w:val="single" w:sz="2" w:space="0" w:color="auto"/>
+              <w:right w:val="single" w:sz="2" w:space="0" w:color="auto"/>
+            </w:tcBorders>
+            <w:vAlign w:val="center"/>
+            <w:hideMark/>
+          </w:tcPr>
+          <w:p>
+            <w:pPr>
+              <w:spacing w:line="360" w:lineRule="auto"/>
+            </w:pPr>
+            <w:proofErr w:type="spellStart"/>
+            <w:r>
+              <w:t>Тестируемое</w:t>
+            </w:r>
+            <w:proofErr w:type="spellEnd"/>
+            <w:r>
+              <w:t xml:space="preserve"> </w:t>
+            </w:r>
+            <w:proofErr w:type="spellStart"/>
+            <w:r>
+              <w:t>приложение</w:t>
+            </w:r>
+            <w:proofErr w:type="spellEnd"/>
+            <w:r>
+              <w:t xml:space="preserve"> в Docker</w:t>
+            </w:r>
+          </w:p>
+        </w:tc>
+      </w:tr>
+      <w:tr>
+        <w:tc>
+          <w:tcPr>
+            <w:tcW w:w="0" w:type="auto"/>
+            <w:tcBorders>
+              <w:top w:val="single" w:sz="2" w:space="0" w:color="auto"/>
+              <w:left w:val="single" w:sz="2" w:space="0" w:color="auto"/>
+              <w:bottom w:val="single" w:sz="2" w:space="0" w:color="auto"/>
+              <w:right w:val="single" w:sz="2" w:space="0" w:color="auto"/>
+            </w:tcBorders>
+            <w:vAlign w:val="center"/>
+            <w:hideMark/>
+          </w:tcPr>
+          <w:p>
+            <w:pPr>
+              <w:spacing w:line="360" w:lineRule="auto"/>
+            </w:pPr>
+            <w:r>
+              <w:t>Prometheus</w:t>
+            </w:r>
+          </w:p>
+        </w:tc>
+        <w:tc>
+          <w:tcPr>
+            <w:tcW w:w="0" w:type="auto"/>
+            <w:tcBorders>
+              <w:top w:val="single" w:sz="2" w:space="0" w:color="auto"/>
+              <w:left w:val="single" w:sz="2" w:space="0" w:color="auto"/>
+              <w:bottom w:val="single" w:sz="2" w:space="0" w:color="auto"/>
+              <w:right w:val="single" w:sz="2" w:space="0" w:color="auto"/>
+            </w:tcBorders>
+            <w:vAlign w:val="center"/>
+            <w:hideMark/>
+          </w:tcPr>
+          <w:p>
+            <w:pPr>
+              <w:spacing w:line="360" w:lineRule="auto"/>
+            </w:pPr>
+            <w:r>
+              <w:t>Prometheus</w:t>
+            </w:r>
+          </w:p>
+        </w:tc>
+        <w:tc>
+          <w:tcPr>
+            <w:tcW w:w="0" w:type="auto"/>
+            <w:tcBorders>
+              <w:top w:val="single" w:sz="2" w:space="0" w:color="auto"/>
+              <w:left w:val="single" w:sz="2" w:space="0" w:color="auto"/>
+              <w:bottom w:val="single" w:sz="2" w:space="0" w:color="auto"/>
+              <w:right w:val="single" w:sz="2" w:space="0" w:color="auto"/>
+            </w:tcBorders>
+            <w:vAlign w:val="center"/>
+            <w:hideMark/>
+          </w:tcPr>
+          <w:p>
+            <w:pPr>
+              <w:spacing w:line="360" w:lineRule="auto"/>
+            </w:pPr>
+            <w:r>
+              <w:t>9090</w:t>
+            </w:r>
+          </w:p>
+        </w:tc>
+        <w:tc>
+          <w:tcPr>
+            <w:tcW w:w="0" w:type="auto"/>
+            <w:tcBorders>
+              <w:top w:val="single" w:sz="2" w:space="0" w:color="auto"/>
+              <w:left w:val="single" w:sz="2" w:space="0" w:color="auto"/>
+              <w:bottom w:val="single" w:sz="2" w:space="0" w:color="auto"/>
+              <w:right w:val="single" w:sz="2" w:space="0" w:color="auto"/>
+            </w:tcBorders>
+            <w:vAlign w:val="center"/>
+            <w:hideMark/>
+          </w:tcPr>
+          <w:p>
+            <w:pPr>
+              <w:spacing w:line="360" w:lineRule="auto"/>
+              <w:rPr>
+                <w:lang w:val="ru-RU"/>
+              </w:rPr>
+            </w:pPr>
+            <w:r>
+              <w:rPr>
+                <w:lang w:val="ru-RU"/>
+              </w:rPr>
+              <w:t xml:space="preserve">Сбор метрик из </w:t>
+            </w:r>
+            <w:r>
+              <w:t>Flask</w:t>
+            </w:r>
+            <w:r>
+              <w:rPr>
+                <w:lang w:val="ru-RU"/>
+              </w:rPr>
+              <w:t xml:space="preserve"> /</w:t>
+            </w:r>
+            <w:r>
+              <w:t>metrics</w:t>
+            </w:r>
+          </w:p>
+        </w:tc>
+      </w:tr>
+      <w:tr>
+        <w:tc>
+          <w:tcPr>
+            <w:tcW w:w="0" w:type="auto"/>
+            <w:tcBorders>
+              <w:top w:val="single" w:sz="2" w:space="0" w:color="auto"/>
+              <w:left w:val="single" w:sz="2" w:space="0" w:color="auto"/>
+              <w:bottom w:val="single" w:sz="2" w:space="0" w:color="auto"/>
+              <w:right w:val="single" w:sz="2" w:space="0" w:color="auto"/>
+            </w:tcBorders>
+            <w:vAlign w:val="center"/>
+            <w:hideMark/>
+          </w:tcPr>
+          <w:p>
+            <w:pPr>
+              <w:spacing w:line="360" w:lineRule="auto"/>
+            </w:pPr>
+            <w:r>
+              <w:t>Grafana</w:t>
+            </w:r>
+          </w:p>
+        </w:tc>
+        <w:tc>
+          <w:tcPr>
+            <w:tcW w:w="0" w:type="auto"/>
+            <w:tcBorders>
+              <w:top w:val="single" w:sz="2" w:space="0" w:color="auto"/>
+              <w:left w:val="single" w:sz="2" w:space="0" w:color="auto"/>
+              <w:bottom w:val="single" w:sz="2" w:space="0" w:color="auto"/>
+              <w:right w:val="single" w:sz="2" w:space="0" w:color="auto"/>
+            </w:tcBorders>
+            <w:vAlign w:val="center"/>
+            <w:hideMark/>
+          </w:tcPr>
+          <w:p>
+            <w:pPr>
+              <w:spacing w:line="360" w:lineRule="auto"/>
+            </w:pPr>
+            <w:r>
+              <w:t>Grafana</w:t>
+            </w:r>
+          </w:p>
+        </w:tc>
+        <w:tc>
+          <w:tcPr>
+            <w:tcW w:w="0" w:type="auto"/>
+            <w:tcBorders>
+              <w:top w:val="single" w:sz="2" w:space="0" w:color="auto"/>
+              <w:left w:val="single" w:sz="2" w:space="0" w:color="auto"/>
+              <w:bottom w:val="single" w:sz="2" w:space="0" w:color="auto"/>
+              <w:right w:val="single" w:sz="2" w:space="0" w:color="auto"/>
+            </w:tcBorders>
+            <w:vAlign w:val="center"/>
+            <w:hideMark/>
+          </w:tcPr>
+          <w:p>
+            <w:pPr>
+              <w:spacing w:line="360" w:lineRule="auto"/>
+            </w:pPr>
+            <w:r>
+              <w:t>3000</w:t>
+            </w:r>
+          </w:p>
+        </w:tc>
+        <w:tc>
+          <w:tcPr>
+            <w:tcW w:w="0" w:type="auto"/>
+            <w:tcBorders>
+              <w:top w:val="single" w:sz="2" w:space="0" w:color="auto"/>
+              <w:left w:val="single" w:sz="2" w:space="0" w:color="auto"/>
+              <w:bottom w:val="single" w:sz="2" w:space="0" w:color="auto"/>
+              <w:right w:val="single" w:sz="2" w:space="0" w:color="auto"/>
+            </w:tcBorders>
+            <w:vAlign w:val="center"/>
+            <w:hideMark/>
+          </w:tcPr>
+          <w:p>
+            <w:pPr>
+              <w:spacing w:line="360" w:lineRule="auto"/>
+            </w:pPr>
+            <w:r>
+              <w:rPr>
+                <w:lang w:val="ru-RU"/>
+              </w:rPr>
+              <w:t xml:space="preserve">Визуализация </w:t>
+            </w:r>
+            <w:r>
+              <w:rPr>
+                <w:lang w:val="ru-RU"/>
+              </w:rPr>
+              <w:t>метрик</w:t>
+            </w:r>
+          </w:p>
+        </w:tc>
+      </w:tr>
+      <w:tr>
+        <w:tc>
+          <w:tcPr>
+            <w:tcW w:w="0" w:type="auto"/>
+            <w:tcBorders>
+              <w:top w:val="single" w:sz="2" w:space="0" w:color="auto"/>
+              <w:left w:val="single" w:sz="2" w:space="0" w:color="auto"/>
+              <w:bottom w:val="single" w:sz="2" w:space="0" w:color="auto"/>
+              <w:right w:val="single" w:sz="2" w:space="0" w:color="auto"/>
+            </w:tcBorders>
+            <w:vAlign w:val="center"/>
+            <w:hideMark/>
+          </w:tcPr>
+          <w:p>
+            <w:pPr>
+              <w:spacing w:line="360" w:lineRule="auto"/>
+            </w:pPr>
+            <w:r>
+              <w:t>JMeter</w:t>
+            </w:r>
+          </w:p>
+        </w:tc>
+        <w:tc>
+          <w:tcPr>
+            <w:tcW w:w="0" w:type="auto"/>
+            <w:tcBorders>
+              <w:top w:val="single" w:sz="2" w:space="0" w:color="auto"/>
+              <w:left w:val="single" w:sz="2" w:space="0" w:color="auto"/>
+              <w:bottom w:val="single" w:sz="2" w:space="0" w:color="auto"/>
+              <w:right w:val="single" w:sz="2" w:space="0" w:color="auto"/>
+            </w:tcBorders>
+            <w:vAlign w:val="center"/>
+            <w:hideMark/>
+          </w:tcPr>
+          <w:p>
+            <w:pPr>
+              <w:spacing w:line="360" w:lineRule="auto"/>
+            </w:pPr>
+            <w:r>
+              <w:t>Apache JMeter</w:t>
+            </w:r>
+          </w:p>
+        </w:tc>
+        <w:tc>
+          <w:tcPr>
+            <w:tcW w:w="0" w:type="auto"/>
+            <w:tcBorders>
+              <w:top w:val="single" w:sz="2" w:space="0" w:color="auto"/>
+              <w:left w:val="single" w:sz="2" w:space="0" w:color="auto"/>
+              <w:bottom w:val="single" w:sz="2" w:space="0" w:color="auto"/>
+              <w:right w:val="single" w:sz="2" w:space="0" w:color="auto"/>
+            </w:tcBorders>
+            <w:vAlign w:val="center"/>
+            <w:hideMark/>
+          </w:tcPr>
+          <w:p>
+            <w:pPr>
+              <w:spacing w:line="360" w:lineRule="auto"/>
+            </w:pPr>
+            <w:r>
+              <w:t>—</w:t>
+            </w:r>
+          </w:p>
+        </w:tc>
+        <w:tc>
+          <w:tcPr>
+            <w:tcW w:w="0" w:type="auto"/>
+            <w:tcBorders>
+              <w:top w:val="single" w:sz="2" w:space="0" w:color="auto"/>
+              <w:left w:val="single" w:sz="2" w:space="0" w:color="auto"/>
+              <w:bottom w:val="single" w:sz="2" w:space="0" w:color="auto"/>
+              <w:right w:val="single" w:sz="2" w:space="0" w:color="auto"/>
+            </w:tcBorders>
+            <w:vAlign w:val="center"/>
+            <w:hideMark/>
+          </w:tcPr>
+          <w:p>
+            <w:pPr>
+              <w:spacing w:line="360" w:lineRule="auto"/>
+              <w:rPr>
+                <w:lang w:val="ru-RU"/>
+              </w:rPr>
+            </w:pPr>
+            <w:proofErr w:type="spellStart"/>
+            <w:r>
+              <w:t>Генерация</w:t>
+            </w:r>
+            <w:proofErr w:type="spellEnd"/>
+            <w:r>
+              <w:t xml:space="preserve"> </w:t>
+            </w:r>
+            <w:proofErr w:type="spellStart"/>
+            <w:r>
+              <w:t>нагрузки</w:t>
+            </w:r>
+            <w:proofErr w:type="spellEnd"/>
+          </w:p>
+        </w:tc>
+      </w:tr>
+      <w:tr>
+        <w:tc>
+          <w:tcPr>
+            <w:tcW w:w="0" w:type="auto"/>
+            <w:tcBorders>
+              <w:top w:val="single" w:sz="2" w:space="0" w:color="auto"/>
+              <w:left w:val="single" w:sz="2" w:space="0" w:color="auto"/>
+              <w:bottom w:val="single" w:sz="2" w:space="0" w:color="auto"/>
+              <w:right w:val="single" w:sz="2" w:space="0" w:color="auto"/>
+            </w:tcBorders>
+            <w:vAlign w:val="center"/>
+            <w:hideMark/>
+          </w:tcPr>
+          <w:p>
+            <w:pPr>
+              <w:spacing w:line="360" w:lineRule="auto"/>
+            </w:pPr>
+            <w:r>
+              <w:t>Docker Compose</w:t>
+            </w:r>
+          </w:p>
+        </w:tc>
+        <w:tc>
+          <w:tcPr>
+            <w:tcW w:w="0" w:type="auto"/>
+            <w:tcBorders>
+              <w:top w:val="single" w:sz="2" w:space="0" w:color="auto"/>
+              <w:left w:val="single" w:sz="2" w:space="0" w:color="auto"/>
+              <w:bottom w:val="single" w:sz="2" w:space="0" w:color="auto"/>
+              <w:right w:val="single" w:sz="2" w:space="0" w:color="auto"/>
+            </w:tcBorders>
+            <w:vAlign w:val="center"/>
+            <w:hideMark/>
+          </w:tcPr>
+          <w:p>
+            <w:pPr>
+              <w:spacing w:line="360" w:lineRule="auto"/>
+            </w:pPr>
+            <w:r>
+              <w:t>Docker</w:t>
+            </w:r>
+          </w:p>
+        </w:tc>
+        <w:tc>
+          <w:tcPr>
+            <w:tcW w:w="0" w:type="auto"/>
+            <w:tcBorders>
+              <w:top w:val="single" w:sz="2" w:space="0" w:color="auto"/>
+              <w:left w:val="single" w:sz="2" w:space="0" w:color="auto"/>
+              <w:bottom w:val="single" w:sz="2" w:space="0" w:color="auto"/>
+              <w:right w:val="single" w:sz="2" w:space="0" w:color="auto"/>
+            </w:tcBorders>
+            <w:vAlign w:val="center"/>
+            <w:hideMark/>
+          </w:tcPr>
+          <w:p>
+            <w:pPr>
+              <w:spacing w:line="360" w:lineRule="auto"/>
+            </w:pPr>
+            <w:r>
+              <w:t>—</w:t>
+            </w:r>
+          </w:p>
+        </w:tc>
+        <w:tc>
+          <w:tcPr>
+            <w:tcW w:w="0" w:type="auto"/>
+            <w:tcBorders>
+              <w:top w:val="single" w:sz="2" w:space="0" w:color="auto"/>
+              <w:left w:val="single" w:sz="2" w:space="0" w:color="auto"/>
+              <w:bottom w:val="single" w:sz="2" w:space="0" w:color="auto"/>
+              <w:right w:val="single" w:sz="2" w:space="0" w:color="auto"/>
+            </w:tcBorders>
+            <w:vAlign w:val="center"/>
+            <w:hideMark/>
+          </w:tcPr>
+          <w:p>
+            <w:pPr>
+              <w:spacing w:line="360" w:lineRule="auto"/>
+            </w:pPr>
+            <w:proofErr w:type="spellStart"/>
+            <w:r>
+              <w:t>Оркестрация</w:t>
+            </w:r>
+            <w:proofErr w:type="spellEnd"/>
+            <w:r>
+              <w:t xml:space="preserve"> </w:t>
+            </w:r>
+            <w:proofErr w:type="spellStart"/>
+            <w:r>
+              <w:t>контейнеров</w:t>
+            </w:r>
+            <w:proofErr w:type="spellEnd"/>
+          </w:p>
+        </w:tc>
+      </w:tr>
+    </w:tbl>
+    <w:p>
+      <w:pPr>
+        <w:spacing w:line="360" w:lineRule="auto"/>
+        <w:rPr>
+          <w:lang w:val="ru-RU"/>
+        </w:rPr>
+      </w:pPr>
     </w:p>
     <w:sectPr>
       <w:pgSz w:w="12240" w:h="15840"/>
@@ -1334,6 +3180,119 @@
     </w:lvl>
   </w:abstractNum>
   <w:abstractNum w:abstractNumId="1" w15:restartNumberingAfterBreak="0">
+    <w:nsid w:val="54AC15A6"/>
+    <w:multiLevelType w:val="hybridMultilevel"/>
+    <w:tmpl w:val="824656EA"/>
+    <w:lvl w:ilvl="0" w:tplc="04090001">
+      <w:start w:val="1"/>
+      <w:numFmt w:val="bullet"/>
+      <w:lvlText w:val=""/>
+      <w:lvlJc w:val="left"/>
+      <w:pPr>
+        <w:ind w:left="1080" w:hanging="360"/>
+      </w:pPr>
+      <w:rPr>
+        <w:rFonts w:ascii="Symbol" w:hAnsi="Symbol" w:hint="default"/>
+      </w:rPr>
+    </w:lvl>
+    <w:lvl w:ilvl="1" w:tplc="04090003" w:tentative="1">
+      <w:start w:val="1"/>
+      <w:numFmt w:val="bullet"/>
+      <w:lvlText w:val="o"/>
+      <w:lvlJc w:val="left"/>
+      <w:pPr>
+        <w:ind w:left="1800" w:hanging="360"/>
+      </w:pPr>
+      <w:rPr>
+        <w:rFonts w:ascii="Courier New" w:hAnsi="Courier New" w:cs="Courier New" w:hint="default"/>
+      </w:rPr>
+    </w:lvl>
+    <w:lvl w:ilvl="2" w:tplc="04090005" w:tentative="1">
+      <w:start w:val="1"/>
+      <w:numFmt w:val="bullet"/>
+      <w:lvlText w:val=""/>
+      <w:lvlJc w:val="left"/>
+      <w:pPr>
+        <w:ind w:left="2520" w:hanging="360"/>
+      </w:pPr>
+      <w:rPr>
+        <w:rFonts w:ascii="Wingdings" w:hAnsi="Wingdings" w:hint="default"/>
+      </w:rPr>
+    </w:lvl>
+    <w:lvl w:ilvl="3" w:tplc="04090001" w:tentative="1">
+      <w:start w:val="1"/>
+      <w:numFmt w:val="bullet"/>
+      <w:lvlText w:val=""/>
+      <w:lvlJc w:val="left"/>
+      <w:pPr>
+        <w:ind w:left="3240" w:hanging="360"/>
+      </w:pPr>
+      <w:rPr>
+        <w:rFonts w:ascii="Symbol" w:hAnsi="Symbol" w:hint="default"/>
+      </w:rPr>
+    </w:lvl>
+    <w:lvl w:ilvl="4" w:tplc="04090003" w:tentative="1">
+      <w:start w:val="1"/>
+      <w:numFmt w:val="bullet"/>
+      <w:lvlText w:val="o"/>
+      <w:lvlJc w:val="left"/>
+      <w:pPr>
+        <w:ind w:left="3960" w:hanging="360"/>
+      </w:pPr>
+      <w:rPr>
+        <w:rFonts w:ascii="Courier New" w:hAnsi="Courier New" w:cs="Courier New" w:hint="default"/>
+      </w:rPr>
+    </w:lvl>
+    <w:lvl w:ilvl="5" w:tplc="04090005" w:tentative="1">
+      <w:start w:val="1"/>
+      <w:numFmt w:val="bullet"/>
+      <w:lvlText w:val=""/>
+      <w:lvlJc w:val="left"/>
+      <w:pPr>
+        <w:ind w:left="4680" w:hanging="360"/>
+      </w:pPr>
+      <w:rPr>
+        <w:rFonts w:ascii="Wingdings" w:hAnsi="Wingdings" w:hint="default"/>
+      </w:rPr>
+    </w:lvl>
+    <w:lvl w:ilvl="6" w:tplc="04090001" w:tentative="1">
+      <w:start w:val="1"/>
+      <w:numFmt w:val="bullet"/>
+      <w:lvlText w:val=""/>
+      <w:lvlJc w:val="left"/>
+      <w:pPr>
+        <w:ind w:left="5400" w:hanging="360"/>
+      </w:pPr>
+      <w:rPr>
+        <w:rFonts w:ascii="Symbol" w:hAnsi="Symbol" w:hint="default"/>
+      </w:rPr>
+    </w:lvl>
+    <w:lvl w:ilvl="7" w:tplc="04090003" w:tentative="1">
+      <w:start w:val="1"/>
+      <w:numFmt w:val="bullet"/>
+      <w:lvlText w:val="o"/>
+      <w:lvlJc w:val="left"/>
+      <w:pPr>
+        <w:ind w:left="6120" w:hanging="360"/>
+      </w:pPr>
+      <w:rPr>
+        <w:rFonts w:ascii="Courier New" w:hAnsi="Courier New" w:cs="Courier New" w:hint="default"/>
+      </w:rPr>
+    </w:lvl>
+    <w:lvl w:ilvl="8" w:tplc="04090005" w:tentative="1">
+      <w:start w:val="1"/>
+      <w:numFmt w:val="bullet"/>
+      <w:lvlText w:val=""/>
+      <w:lvlJc w:val="left"/>
+      <w:pPr>
+        <w:ind w:left="6840" w:hanging="360"/>
+      </w:pPr>
+      <w:rPr>
+        <w:rFonts w:ascii="Wingdings" w:hAnsi="Wingdings" w:hint="default"/>
+      </w:rPr>
+    </w:lvl>
+  </w:abstractNum>
+  <w:abstractNum w:abstractNumId="2" w15:restartNumberingAfterBreak="0">
     <w:nsid w:val="5CF4582D"/>
     <w:multiLevelType w:val="hybridMultilevel"/>
     <w:tmpl w:val="1F240178"/>
@@ -1419,7 +3378,7 @@
       </w:pPr>
     </w:lvl>
   </w:abstractNum>
-  <w:abstractNum w:abstractNumId="2" w15:restartNumberingAfterBreak="0">
+  <w:abstractNum w:abstractNumId="3" w15:restartNumberingAfterBreak="0">
     <w:nsid w:val="60753C19"/>
     <w:multiLevelType w:val="hybridMultilevel"/>
     <w:tmpl w:val="07CEC800"/>
@@ -1508,7 +3467,7 @@
       </w:pPr>
     </w:lvl>
   </w:abstractNum>
-  <w:abstractNum w:abstractNumId="3" w15:restartNumberingAfterBreak="0">
+  <w:abstractNum w:abstractNumId="4" w15:restartNumberingAfterBreak="0">
     <w:nsid w:val="67493982"/>
     <w:multiLevelType w:val="hybridMultilevel"/>
     <w:tmpl w:val="F12E3164"/>
@@ -1595,16 +3554,19 @@
     </w:lvl>
   </w:abstractNum>
   <w:num w:numId="1" w16cid:durableId="34818078">
-    <w:abstractNumId w:val="1"/>
+    <w:abstractNumId w:val="2"/>
   </w:num>
   <w:num w:numId="2" w16cid:durableId="683825453">
-    <w:abstractNumId w:val="3"/>
+    <w:abstractNumId w:val="4"/>
   </w:num>
   <w:num w:numId="3" w16cid:durableId="673849412">
-    <w:abstractNumId w:val="2"/>
+    <w:abstractNumId w:val="3"/>
   </w:num>
   <w:num w:numId="4" w16cid:durableId="335353447">
     <w:abstractNumId w:val="0"/>
+  </w:num>
+  <w:num w:numId="5" w16cid:durableId="1906604916">
+    <w:abstractNumId w:val="1"/>
   </w:num>
 </w:numbering>
 </file>
@@ -2060,7 +4022,6 @@
     <w:next w:val="a"/>
     <w:link w:val="30"/>
     <w:uiPriority w:val="9"/>
-    <w:semiHidden/>
     <w:unhideWhenUsed/>
     <w:qFormat/>
     <w:rsid w:val="00D00713"/>
@@ -2212,7 +4173,6 @@
   <w:style w:type="character" w:default="1" w:styleId="a0">
     <w:name w:val="Default Paragraph Font"/>
     <w:uiPriority w:val="1"/>
-    <w:semiHidden/>
     <w:unhideWhenUsed/>
   </w:style>
   <w:style w:type="table" w:default="1" w:styleId="a1">
@@ -2268,7 +4228,6 @@
     <w:basedOn w:val="a0"/>
     <w:link w:val="3"/>
     <w:uiPriority w:val="9"/>
-    <w:semiHidden/>
     <w:rsid w:val="00D00713"/>
     <w:rPr>
       <w:rFonts w:eastAsiaTheme="majorEastAsia" w:cstheme="majorBidi"/>
@@ -2570,6 +4529,29 @@
     <w:uiPriority w:val="99"/>
     <w:rsid w:val="00A73391"/>
   </w:style>
+  <w:style w:type="character" w:styleId="af0">
+    <w:name w:val="Hyperlink"/>
+    <w:basedOn w:val="a0"/>
+    <w:uiPriority w:val="99"/>
+    <w:unhideWhenUsed/>
+    <w:rsid w:val="000A0BD5"/>
+    <w:rPr>
+      <w:color w:val="0563C1" w:themeColor="hyperlink"/>
+      <w:u w:val="single"/>
+    </w:rPr>
+  </w:style>
+  <w:style w:type="character" w:styleId="af1">
+    <w:name w:val="Unresolved Mention"/>
+    <w:basedOn w:val="a0"/>
+    <w:uiPriority w:val="99"/>
+    <w:semiHidden/>
+    <w:unhideWhenUsed/>
+    <w:rsid w:val="000A0BD5"/>
+    <w:rPr>
+      <w:color w:val="605E5C"/>
+      <w:shd w:val="clear" w:color="auto" w:fill="E1DFDD"/>
+    </w:rPr>
+  </w:style>
 </w:styles>
 </file>
 
